--- a/Carson 2026 Resume.docx
+++ b/Carson 2026 Resume.docx
@@ -66,7 +66,15 @@
           <w:sz w:val="21"/>
           <w:szCs w:val="21"/>
         </w:rPr>
-        <w:t xml:space="preserve"> | </w:t>
+        <w:t xml:space="preserve"> |</w:t>
+      </w:r>
+      <w:r>
+        <w:rPr>
+          <w:rFonts w:ascii="Times New Roman" w:hAnsi="Times New Roman"/>
+          <w:sz w:val="21"/>
+          <w:szCs w:val="21"/>
+        </w:rPr>
+        <w:t xml:space="preserve"> </w:t>
       </w:r>
       <w:hyperlink r:id="rId7" w:history="1">
         <w:r>
@@ -87,6 +95,43 @@
         </w:rPr>
         <w:t xml:space="preserve"> </w:t>
       </w:r>
+      <w:r>
+        <w:rPr>
+          <w:rFonts w:ascii="Times New Roman" w:hAnsi="Times New Roman"/>
+          <w:sz w:val="21"/>
+          <w:szCs w:val="21"/>
+        </w:rPr>
+        <w:t xml:space="preserve">| </w:t>
+      </w:r>
+      <w:hyperlink r:id="rId8" w:history="1">
+        <w:r>
+          <w:rPr>
+            <w:rStyle w:val="Hyperlink"/>
+            <w:rFonts w:ascii="Times New Roman" w:hAnsi="Times New Roman"/>
+            <w:sz w:val="21"/>
+            <w:szCs w:val="21"/>
+          </w:rPr>
+          <w:t>My Po</w:t>
+        </w:r>
+        <w:r>
+          <w:rPr>
+            <w:rStyle w:val="Hyperlink"/>
+            <w:rFonts w:ascii="Times New Roman" w:hAnsi="Times New Roman"/>
+            <w:sz w:val="21"/>
+            <w:szCs w:val="21"/>
+          </w:rPr>
+          <w:t>r</w:t>
+        </w:r>
+        <w:r>
+          <w:rPr>
+            <w:rStyle w:val="Hyperlink"/>
+            <w:rFonts w:ascii="Times New Roman" w:hAnsi="Times New Roman"/>
+            <w:sz w:val="21"/>
+            <w:szCs w:val="21"/>
+          </w:rPr>
+          <w:t>tfolio</w:t>
+        </w:r>
+      </w:hyperlink>
     </w:p>
     <w:p>
       <w:pPr>
@@ -648,7 +693,7 @@
           <w:sz w:val="21"/>
           <w:szCs w:val="21"/>
         </w:rPr>
-        <w:t>IS 201</w:t>
+        <w:t xml:space="preserve">IS 201 </w:t>
       </w:r>
       <w:r>
         <w:rPr>
@@ -659,7 +704,7 @@
           <w:sz w:val="21"/>
           <w:szCs w:val="21"/>
         </w:rPr>
-        <w:t xml:space="preserve"> </w:t>
+        <w:t xml:space="preserve">– Katy Reese </w:t>
       </w:r>
       <w:r>
         <w:rPr>
@@ -1371,15 +1416,7 @@
           <w:sz w:val="22"/>
           <w:szCs w:val="22"/>
         </w:rPr>
-        <w:t>S</w:t>
-      </w:r>
-      <w:r>
-        <w:rPr>
-          <w:rFonts w:ascii="Times New Roman" w:hAnsi="Times New Roman"/>
-          <w:sz w:val="22"/>
-          <w:szCs w:val="22"/>
-        </w:rPr>
-        <w:t>erved in 3</w:t>
+        <w:t>Adapted to and served in 3</w:t>
       </w:r>
       <w:r>
         <w:rPr>
@@ -1672,21 +1709,7 @@
           <w:sz w:val="20"/>
           <w:szCs w:val="20"/>
         </w:rPr>
-        <w:t>Passionate about personal finance and investing; actively study</w:t>
-      </w:r>
-      <w:r>
-        <w:rPr>
-          <w:sz w:val="20"/>
-          <w:szCs w:val="20"/>
-        </w:rPr>
-        <w:t>ing</w:t>
-      </w:r>
-      <w:r>
-        <w:rPr>
-          <w:sz w:val="20"/>
-          <w:szCs w:val="20"/>
-        </w:rPr>
-        <w:t xml:space="preserve"> markets and financial strategy</w:t>
+        <w:t>Passionate about personal finance and investing; actively study markets and financial strategy</w:t>
       </w:r>
     </w:p>
     <w:p>
@@ -5919,7 +5942,6 @@
   <w:style w:type="character" w:default="1" w:styleId="DefaultParagraphFont">
     <w:name w:val="Default Paragraph Font"/>
     <w:uiPriority w:val="1"/>
-    <w:semiHidden/>
     <w:unhideWhenUsed/>
   </w:style>
   <w:style w:type="table" w:default="1" w:styleId="TableNormal">
@@ -6035,6 +6057,18 @@
     <w:rPr>
       <w:b/>
       <w:bCs/>
+    </w:rPr>
+  </w:style>
+  <w:style w:type="character" w:styleId="FollowedHyperlink">
+    <w:name w:val="FollowedHyperlink"/>
+    <w:basedOn w:val="DefaultParagraphFont"/>
+    <w:uiPriority w:val="99"/>
+    <w:semiHidden/>
+    <w:unhideWhenUsed/>
+    <w:rsid w:val="00745680"/>
+    <w:rPr>
+      <w:color w:val="954F72" w:themeColor="followedHyperlink"/>
+      <w:u w:val="single"/>
     </w:rPr>
   </w:style>
 </w:styles>

--- a/Carson 2026 Resume.docx
+++ b/Carson 2026 Resume.docx
@@ -37,15 +37,15 @@
         <w:jc w:val="center"/>
         <w:rPr>
           <w:rFonts w:ascii="Times New Roman" w:hAnsi="Times New Roman"/>
-          <w:sz w:val="21"/>
-          <w:szCs w:val="21"/>
-        </w:rPr>
-      </w:pPr>
-      <w:r>
-        <w:rPr>
-          <w:rFonts w:ascii="Times New Roman" w:hAnsi="Times New Roman"/>
-          <w:sz w:val="21"/>
-          <w:szCs w:val="21"/>
+          <w:sz w:val="20"/>
+          <w:szCs w:val="20"/>
+        </w:rPr>
+      </w:pPr>
+      <w:r>
+        <w:rPr>
+          <w:rFonts w:ascii="Times New Roman" w:hAnsi="Times New Roman"/>
+          <w:sz w:val="20"/>
+          <w:szCs w:val="20"/>
         </w:rPr>
         <w:t xml:space="preserve">(702) 720-0876 | </w:t>
       </w:r>
@@ -54,8 +54,8 @@
           <w:rPr>
             <w:rStyle w:val="Hyperlink"/>
             <w:rFonts w:ascii="Times New Roman" w:hAnsi="Times New Roman"/>
-            <w:sz w:val="21"/>
-            <w:szCs w:val="21"/>
+            <w:sz w:val="20"/>
+            <w:szCs w:val="20"/>
           </w:rPr>
           <w:t>carsondrix@hotmail.com</w:t>
         </w:r>
@@ -63,16 +63,16 @@
       <w:r>
         <w:rPr>
           <w:rFonts w:ascii="Times New Roman" w:hAnsi="Times New Roman"/>
-          <w:sz w:val="21"/>
-          <w:szCs w:val="21"/>
+          <w:sz w:val="20"/>
+          <w:szCs w:val="20"/>
         </w:rPr>
         <w:t xml:space="preserve"> |</w:t>
       </w:r>
       <w:r>
         <w:rPr>
           <w:rFonts w:ascii="Times New Roman" w:hAnsi="Times New Roman"/>
-          <w:sz w:val="21"/>
-          <w:szCs w:val="21"/>
+          <w:sz w:val="20"/>
+          <w:szCs w:val="20"/>
         </w:rPr>
         <w:t xml:space="preserve"> </w:t>
       </w:r>
@@ -81,8 +81,8 @@
           <w:rPr>
             <w:rStyle w:val="Hyperlink"/>
             <w:rFonts w:ascii="Times New Roman" w:hAnsi="Times New Roman"/>
-            <w:sz w:val="21"/>
-            <w:szCs w:val="21"/>
+            <w:sz w:val="20"/>
+            <w:szCs w:val="20"/>
           </w:rPr>
           <w:t>www.linkedin.com/in/carson-hendrix</w:t>
         </w:r>
@@ -90,16 +90,16 @@
       <w:r>
         <w:rPr>
           <w:rFonts w:ascii="Times New Roman" w:hAnsi="Times New Roman"/>
-          <w:sz w:val="21"/>
-          <w:szCs w:val="21"/>
+          <w:sz w:val="20"/>
+          <w:szCs w:val="20"/>
         </w:rPr>
         <w:t xml:space="preserve"> </w:t>
       </w:r>
       <w:r>
         <w:rPr>
           <w:rFonts w:ascii="Times New Roman" w:hAnsi="Times New Roman"/>
-          <w:sz w:val="21"/>
-          <w:szCs w:val="21"/>
+          <w:sz w:val="20"/>
+          <w:szCs w:val="20"/>
         </w:rPr>
         <w:t xml:space="preserve">| </w:t>
       </w:r>
@@ -108,28 +108,28 @@
           <w:rPr>
             <w:rStyle w:val="Hyperlink"/>
             <w:rFonts w:ascii="Times New Roman" w:hAnsi="Times New Roman"/>
-            <w:sz w:val="21"/>
-            <w:szCs w:val="21"/>
+            <w:sz w:val="20"/>
+            <w:szCs w:val="20"/>
           </w:rPr>
-          <w:t>My Po</w:t>
+          <w:t>https://carsonhendri</w:t>
         </w:r>
         <w:r>
           <w:rPr>
             <w:rStyle w:val="Hyperlink"/>
             <w:rFonts w:ascii="Times New Roman" w:hAnsi="Times New Roman"/>
-            <w:sz w:val="21"/>
-            <w:szCs w:val="21"/>
+            <w:sz w:val="20"/>
+            <w:szCs w:val="20"/>
           </w:rPr>
-          <w:t>r</w:t>
+          <w:t>x</w:t>
         </w:r>
         <w:r>
           <w:rPr>
             <w:rStyle w:val="Hyperlink"/>
             <w:rFonts w:ascii="Times New Roman" w:hAnsi="Times New Roman"/>
-            <w:sz w:val="21"/>
-            <w:szCs w:val="21"/>
+            <w:sz w:val="20"/>
+            <w:szCs w:val="20"/>
           </w:rPr>
-          <w:t>tfolio</w:t>
+          <w:t>.vercel.app</w:t>
         </w:r>
       </w:hyperlink>
     </w:p>
